--- a/Assignment-2-Submission-1.docx
+++ b/Assignment-2-Submission-1.docx
@@ -194,6 +194,21 @@
       <w:pPr>
         <w:pStyle w:val="FirstParagraph"/>
       </w:pPr>
+      <w:r>
+        <w:t xml:space="preserve">The use of generative AI is</w:t>
+      </w:r>
+      <w:r>
+        <w:t xml:space="preserve"> </w:t>
+      </w:r>
+      <w:r>
+        <w:t xml:space="preserve"> </w:t>
+      </w:r>
+      <w:r>
+        <w:t xml:space="preserve">permitted and may result in a grade of 0. See the AI protocol in the course manual for details.</w:t>
+      </w:r>
+      <w:r>
+        <w:t xml:space="preserve"> </w:t>
+      </w:r>
       <w:r>
         <w:t xml:space="preserve">To answer the assignment, you can simply fill out this R markdown document. There are designated places which you can fill with R code. There are also designated spaces for you to answer each question. Often, the structure of an answer will be as follows. First, you type the R code in the designated box. This will show how you analyzed the data to get the answer to the question. Below the box for the R code, you will then summarize your answer to the question, i.e. what are the conclusions that you draw from the data analysis?</w:t>
       </w:r>

--- a/Assignment-2-Submission-1.docx
+++ b/Assignment-2-Submission-1.docx
@@ -206,9 +206,11 @@
       <w:r>
         <w:t xml:space="preserve">permitted and may result in a grade of 0. See the AI protocol in the course manual for details.</w:t>
       </w:r>
-      <w:r>
-        <w:t xml:space="preserve"> </w:t>
-      </w:r>
+    </w:p>
+    <w:p>
+      <w:pPr>
+        <w:pStyle w:val="BodyText"/>
+      </w:pPr>
       <w:r>
         <w:t xml:space="preserve">To answer the assignment, you can simply fill out this R markdown document. There are designated places which you can fill with R code. There are also designated spaces for you to answer each question. Often, the structure of an answer will be as follows. First, you type the R code in the designated box. This will show how you analyzed the data to get the answer to the question. Below the box for the R code, you will then summarize your answer to the question, i.e. what are the conclusions that you draw from the data analysis?</w:t>
       </w:r>

--- a/Assignment-2-Submission-1.docx
+++ b/Assignment-2-Submission-1.docx
@@ -460,7 +460,7 @@
         <w:pStyle w:val="BodyText"/>
       </w:pPr>
       <w:r>
-        <w:t xml:space="preserve">The dataset has 909 observations and 19 variables. Each observation is one movie, so a subject is a single movie.</w:t>
+        <w:t xml:space="preserve">The dataset has 909 observations and 19 variables. Each observation is one movie so a subject is one movie.</w:t>
       </w:r>
     </w:p>
     <w:p>
@@ -829,7 +829,7 @@
         <w:pStyle w:val="BodyText"/>
       </w:pPr>
       <w:r>
-        <w:t xml:space="preserve">The dataset has nominal (e.g. genre), interval (e.g. vote_average), and ratio (e.g. budget, revenue, runtime) variables. No ordinal variable seems to be present.</w:t>
+        <w:t xml:space="preserve">The dataset has nominal (genre), interval (vote_average), and ratio (budget, revenue, runtime) variables. No variables fit the ordinal description.</w:t>
       </w:r>
     </w:p>
     <w:p>
@@ -1715,7 +1715,7 @@
         <w:pStyle w:val="BodyText"/>
       </w:pPr>
       <w:r>
-        <w:t xml:space="preserve">These quartiles show us that the movie industry is very risky and hit driven as the first quartile is negative, showing important losses. Meanwhile, the jump between the second and third quartile further supports the idea that only a few movies generate revenue for most of the industry. Q1 = -1,260,859, Q2 = 2,942,221, Q3 = 61,340,801, Q4 = 1,082,730,962</w:t>
+        <w:t xml:space="preserve">From these quartiles we can see that the movie industry is a very risky and hit driven industry because the first quartile is negative, showing losses. Meanwhile the shift from second to third quartile suggests that the majority of revenue in the industry is generated by a small number of movies. Q1 = -1,260,859 Q2 = 2,942,221 Q3 = 61,340,801 Q4 = 1,082,730,962</w:t>
       </w:r>
     </w:p>
     <w:p>
@@ -2549,7 +2549,7 @@
         <w:pStyle w:val="BodyText"/>
       </w:pPr>
       <w:r>
-        <w:t xml:space="preserve">The scatterplot shows a weak positive relationship between runtime and average vote, so longer movies get slightly better ratings. The points are very spread out, so the audience doesn’t have a strong preference. This is probably because people rate a movie more on the story and genre than on its length.</w:t>
+        <w:t xml:space="preserve">The scatterplot shows a weak positive relationship between running time and average vote, so longer movies get better ratings. The points are very spread out, so the audience doesnt have a strong preference. Likely because people rate a movie more on the story and genre than just duration.</w:t>
       </w:r>
     </w:p>
     <w:bookmarkEnd w:id="19"/>
@@ -2590,7 +2590,7 @@
         <w:pStyle w:val="BodyText"/>
       </w:pPr>
       <w:r>
-        <w:t xml:space="preserve">This is a sample of a larger population. The population would be all movies from 1990 to 2016 across all 19 languages. Here we only have a selection of movies and their ratings that try to represent a larger population.</w:t>
+        <w:t xml:space="preserve">This is a sample of a larger population. The population would be all movies from 1990 to 2016 in the mentioned 19 languages. Here we only have a selection of movies and their ratings that should reflect the population.</w:t>
       </w:r>
     </w:p>
     <w:p>
@@ -3003,7 +3003,7 @@
         <w:pStyle w:val="BodyText"/>
       </w:pPr>
       <w:r>
-        <w:t xml:space="preserve">With only 8 observations, this average could easily be thrown off by one or two blockbusters like Armageddon. The law of large numbers says the sample mean gets closer to the true mean as sample size grows, so with n=8 we shouldn’t put much weight on this number.</w:t>
+        <w:t xml:space="preserve">Average is only 8 observations so its easily skewed by 1 or 2 blockbusters like Armageddon. The law of large numbers states that the sample mean converges to the true mean as the sample size grows, so we shouldnt put too much emphasis on this number with n=8.</w:t>
       </w:r>
     </w:p>
     <w:p>
@@ -3899,7 +3899,7 @@
         <w:pStyle w:val="BodyText"/>
       </w:pPr>
       <w:r>
-        <w:t xml:space="preserve">The variances range from about 1,800 to 75,000 across the 100 samples, since each sample of 25 picks up a different mix of high and low profit movies.</w:t>
+        <w:t xml:space="preserve">The variances range from about 1,800 to 75,000 across the 100 samples because each sample of 25 picks up a different mix of high and low profit movies.</w:t>
       </w:r>
     </w:p>
     <w:p>
@@ -4124,7 +4124,7 @@
         <w:t xml:space="preserve"> </w:t>
       </w:r>
       <w:r>
-        <w:t xml:space="preserve">The 100 sample variances have a mean of about 17000 and a standard deviation of about 15400. The distribution is right skewed and the mean is above the median because some samples contain high profit movies which create large variance.</w:t>
+        <w:t xml:space="preserve">The 100 sample variances have a mean of about 17000 and a sd of about 15400. The distribution is right skewed and the mean is higher than the median because some samples have higher profit movies which cause larger variance.</w:t>
       </w:r>
     </w:p>
     <w:p>
@@ -4154,7 +4154,7 @@
         <w:t xml:space="preserve"> </w:t>
       </w:r>
       <w:r>
-        <w:t xml:space="preserve">Not very reliable because the standard deviation of the sample variances is nearly as large as the mean so a sample of 25 can give a very different estimate from the true population variance.</w:t>
+        <w:t xml:space="preserve">Not reliable because the sd of the sample variances is nearly as large as the mean so a sample of 25 can give a very different results from the actual population variance.</w:t>
       </w:r>
     </w:p>
     <w:bookmarkEnd w:id="23"/>
@@ -4697,7 +4697,7 @@
         <w:pStyle w:val="BodyText"/>
       </w:pPr>
       <w:r>
-        <w:t xml:space="preserve">The 99% confidence interval for the mean runtime of thriller movies is [102.69, 109.70] minutes. This means we are 99% confident that the true average runtime of all thriller movies in the population lies between roughly 102.7 and 109.7 minutes.</w:t>
+        <w:t xml:space="preserve">The 99% confidence interval for the mean runtime of thriller movies is [102.69, 109.70] minutes. This means we are 99% confident that the real average runtime of all thriller movies in the population lies between roughly 102.7 and 109.7 minutes.</w:t>
       </w:r>
     </w:p>
     <w:p>
@@ -5709,13 +5709,7 @@
         <w:rPr>
           <w:rStyle w:val="NormalTok"/>
         </w:rPr>
-        <w:t xml:space="preserve">))   </w:t>
-      </w:r>
-      <w:r>
-        <w:rPr>
-          <w:rStyle w:val="CommentTok"/>
-        </w:rPr>
-        <w:t xml:space="preserve"># two plots side by side</w:t>
+        <w:t xml:space="preserve">))</w:t>
       </w:r>
       <w:r>
         <w:br/>
@@ -7850,7 +7844,7 @@
         <w:pStyle w:val="BodyText"/>
       </w:pPr>
       <w:r>
-        <w:t xml:space="preserve">The mean profits are different every year, but the confidence intervals are wide and mostly overlap, so there is no clear pattern over the years.</w:t>
+        <w:t xml:space="preserve">The mean profits are different every year, but the confidence intervals are wide and are mostly similar with overlaps so there is no clear pattern over the years.</w:t>
       </w:r>
     </w:p>
     <w:p>
